--- a/01_THESIS/Chapter 1/03_Purpose and Description of the Study.docx
+++ b/01_THESIS/Chapter 1/03_Purpose and Description of the Study.docx
@@ -1,6 +1,6 @@
 
 <file path=word/document.xml><?xml version="1.0" encoding="utf-8"?>
-<w:document xmlns:wpc="http://schemas.microsoft.com/office/word/2010/wordprocessingCanvas" xmlns:cx="http://schemas.microsoft.com/office/drawing/2014/chartex" xmlns:cx1="http://schemas.microsoft.com/office/drawing/2015/9/8/chartex" xmlns:cx2="http://schemas.microsoft.com/office/drawing/2015/10/21/chartex" xmlns:cx3="http://schemas.microsoft.com/office/drawing/2016/5/9/chartex" xmlns:cx4="http://schemas.microsoft.com/office/drawing/2016/5/10/chartex" xmlns:cx5="http://schemas.microsoft.com/office/drawing/2016/5/11/chartex" xmlns:cx6="http://schemas.microsoft.com/office/drawing/2016/5/12/chartex" xmlns:cx7="http://schemas.microsoft.com/office/drawing/2016/5/13/chartex" xmlns:cx8="http://schemas.microsoft.com/office/drawing/2016/5/14/chartex" xmlns:mc="http://schemas.openxmlformats.org/markup-compatibility/2006" xmlns:aink="http://schemas.microsoft.com/office/drawing/2016/ink" xmlns:am3d="http://schemas.microsoft.com/office/drawing/2017/model3d" xmlns:o="urn:schemas-microsoft-com:office:office" xmlns:oel="http://schemas.microsoft.com/office/2019/extlst" xmlns:r="http://schemas.openxmlformats.org/officeDocument/2006/relationships" xmlns:m="http://schemas.openxmlformats.org/officeDocument/2006/math" xmlns:v="urn:schemas-microsoft-com:vml" xmlns:wp14="http://schemas.microsoft.com/office/word/2010/wordprocessingDrawing" xmlns:wp="http://schemas.openxmlformats.org/drawingml/2006/wordprocessingDrawing" xmlns:w10="urn:schemas-microsoft-com:office:word" xmlns:w="http://schemas.openxmlformats.org/wordprocessingml/2006/main" xmlns:w14="http://schemas.microsoft.com/office/word/2010/wordml" xmlns:w15="http://schemas.microsoft.com/office/word/2012/wordml" xmlns:w16cei="http://schemas.microsoft.com/office/word/2026/wordml/cei" xmlns:w16cex="http://schemas.microsoft.com/office/word/2018/wordml/cex" xmlns:w16cid="http://schemas.microsoft.com/office/word/2016/wordml/cid" xmlns:w16="http://schemas.microsoft.com/office/word/2018/wordml" xmlns:w16du="http://schemas.microsoft.com/office/word/2023/wordml/word16du" xmlns:w16sdtdh="http://schemas.microsoft.com/office/word/2020/wordml/sdtdatahash" xmlns:w16sdtfl="http://schemas.microsoft.com/office/word/2024/wordml/sdtformatlock" xmlns:w16se="http://schemas.microsoft.com/office/word/2015/wordml/symex" xmlns:wpg="http://schemas.microsoft.com/office/word/2010/wordprocessingGroup" xmlns:wpi="http://schemas.microsoft.com/office/word/2010/wordprocessingInk" xmlns:wne="http://schemas.microsoft.com/office/word/2006/wordml" xmlns:wps="http://schemas.microsoft.com/office/word/2010/wordprocessingShape" mc:Ignorable="w14 w15 w16se w16cid w16 w16cex w16sdtdh w16sdtfl w16du wp14">
+<w:document xmlns:wpc="http://schemas.microsoft.com/office/word/2010/wordprocessingCanvas" xmlns:cx="http://schemas.microsoft.com/office/drawing/2014/chartex" xmlns:cx1="http://schemas.microsoft.com/office/drawing/2015/9/8/chartex" xmlns:cx2="http://schemas.microsoft.com/office/drawing/2015/10/21/chartex" xmlns:cx3="http://schemas.microsoft.com/office/drawing/2016/5/9/chartex" xmlns:cx4="http://schemas.microsoft.com/office/drawing/2016/5/10/chartex" xmlns:cx5="http://schemas.microsoft.com/office/drawing/2016/5/11/chartex" xmlns:cx6="http://schemas.microsoft.com/office/drawing/2016/5/12/chartex" xmlns:cx7="http://schemas.microsoft.com/office/drawing/2016/5/13/chartex" xmlns:cx8="http://schemas.microsoft.com/office/drawing/2016/5/14/chartex" xmlns:mc="http://schemas.openxmlformats.org/markup-compatibility/2006" xmlns:aink="http://schemas.microsoft.com/office/drawing/2016/ink" xmlns:am3d="http://schemas.microsoft.com/office/drawing/2017/model3d" xmlns:o="urn:schemas-microsoft-com:office:office" xmlns:oel="http://schemas.microsoft.com/office/2019/extlst" xmlns:r="http://schemas.openxmlformats.org/officeDocument/2006/relationships" xmlns:m="http://schemas.openxmlformats.org/officeDocument/2006/math" xmlns:v="urn:schemas-microsoft-com:vml" xmlns:wp14="http://schemas.microsoft.com/office/word/2010/wordprocessingDrawing" xmlns:wp="http://schemas.openxmlformats.org/drawingml/2006/wordprocessingDrawing" xmlns:w10="urn:schemas-microsoft-com:office:word" xmlns:w="http://schemas.openxmlformats.org/wordprocessingml/2006/main" xmlns:w14="http://schemas.microsoft.com/office/word/2010/wordml" xmlns:w15="http://schemas.microsoft.com/office/word/2012/wordml" xmlns:w16cex="http://schemas.microsoft.com/office/word/2018/wordml/cex" xmlns:w16cid="http://schemas.microsoft.com/office/word/2016/wordml/cid" xmlns:w16="http://schemas.microsoft.com/office/word/2018/wordml" xmlns:w16du="http://schemas.microsoft.com/office/word/2023/wordml/word16du" xmlns:w16sdtdh="http://schemas.microsoft.com/office/word/2020/wordml/sdtdatahash" xmlns:w16sdtfl="http://schemas.microsoft.com/office/word/2024/wordml/sdtformatlock" xmlns:w16se="http://schemas.microsoft.com/office/word/2015/wordml/symex" xmlns:wpg="http://schemas.microsoft.com/office/word/2010/wordprocessingGroup" xmlns:wpi="http://schemas.microsoft.com/office/word/2010/wordprocessingInk" xmlns:wne="http://schemas.microsoft.com/office/word/2006/wordml" xmlns:wps="http://schemas.microsoft.com/office/word/2010/wordprocessingShape" mc:Ignorable="w14 w15 w16se w16cid w16 w16cex w16sdtdh w16sdtfl w16du wp14">
   <w:body>
     <w:p>
       <w:pPr>
@@ -23,269 +23,6 @@
           <w:szCs w:val="24"/>
         </w:rPr>
         <w:t>Purpose and Description of the Study</w:t>
-      </w:r>
-    </w:p>
-    <w:p>
-      <w:pPr>
-        <w:spacing w:line="480" w:lineRule="auto"/>
-        <w:ind w:firstLine="720"/>
-        <w:jc w:val="both"/>
-        <w:rPr>
-          <w:rFonts w:ascii="Times New Roman" w:eastAsia="Times New Roman" w:hAnsi="Times New Roman" w:cs="Times New Roman"/>
-          <w:sz w:val="20"/>
-          <w:szCs w:val="20"/>
-          <w:lang w:val="en-HK"/>
-        </w:rPr>
-      </w:pPr>
-      <w:r>
-        <w:rPr>
-          <w:rFonts w:ascii="Times New Roman" w:eastAsia="Times New Roman" w:hAnsi="Times New Roman" w:cs="Times New Roman"/>
-          <w:sz w:val="24"/>
-          <w:szCs w:val="24"/>
-          <w:lang w:val="en-HK"/>
-        </w:rPr>
-        <w:t xml:space="preserve">This study proposes the design and development of an Automated Essay and Short-Answer Scoring Engine, a system intended to automatically evaluate open-ended student written responses. The study is motivated by the difficulty of evaluating such responses through traditional manual scoring, which can be time-consuming and may lead to inconsistent results due to differences in evaluator judgment (Ramesh &amp; </w:t>
-      </w:r>
-      <w:proofErr w:type="spellStart"/>
-      <w:r>
-        <w:rPr>
-          <w:rFonts w:ascii="Times New Roman" w:eastAsia="Times New Roman" w:hAnsi="Times New Roman" w:cs="Times New Roman"/>
-          <w:sz w:val="24"/>
-          <w:szCs w:val="24"/>
-          <w:lang w:val="en-HK"/>
-        </w:rPr>
-        <w:t>Sanampudi</w:t>
-      </w:r>
-      <w:proofErr w:type="spellEnd"/>
-      <w:r>
-        <w:rPr>
-          <w:rFonts w:ascii="Times New Roman" w:eastAsia="Times New Roman" w:hAnsi="Times New Roman" w:cs="Times New Roman"/>
-          <w:sz w:val="24"/>
-          <w:szCs w:val="24"/>
-          <w:lang w:val="en-HK"/>
-        </w:rPr>
-        <w:t>, 2022). The primary focus of the study is automated essay scoring, while automated short-answer scoring is considered an optional extended feature and is not treated as equal in scope to essay scoring unless formally approved by the research group. By automatically generating a predicted score for each response, the study aims to provide teachers with a faster and more consistent means of evaluating written responses, without removing the teacher's role in the final assessment decision.</w:t>
-      </w:r>
-    </w:p>
-    <w:p>
-      <w:pPr>
-        <w:spacing w:line="480" w:lineRule="auto"/>
-        <w:ind w:firstLine="720"/>
-        <w:jc w:val="both"/>
-        <w:rPr>
-          <w:rFonts w:ascii="Times New Roman" w:eastAsia="Times New Roman" w:hAnsi="Times New Roman" w:cs="Times New Roman"/>
-          <w:sz w:val="20"/>
-          <w:szCs w:val="20"/>
-          <w:lang w:val="en-HK"/>
-        </w:rPr>
-      </w:pPr>
-      <w:r>
-        <w:rPr>
-          <w:rFonts w:ascii="Times New Roman" w:eastAsia="Times New Roman" w:hAnsi="Times New Roman" w:cs="Times New Roman"/>
-          <w:sz w:val="24"/>
-          <w:szCs w:val="24"/>
-          <w:lang w:val="en-HK"/>
-        </w:rPr>
-        <w:t xml:space="preserve">At a conceptual level, the proposed automated scoring engine functions as a standalone scoring service rather than a complete Virtual Learning Environment (VLE) or learning management system. The system is intended to accept a student's written response, an essay or, as an optional extended feature, a short-answer response, submitted through a teacher-facing web application or through an Application Programming Interface (API) that may be integrated with an existing VLE. The submitted response is then </w:t>
-      </w:r>
-      <w:proofErr w:type="spellStart"/>
-      <w:r>
-        <w:rPr>
-          <w:rFonts w:ascii="Times New Roman" w:eastAsia="Times New Roman" w:hAnsi="Times New Roman" w:cs="Times New Roman"/>
-          <w:sz w:val="24"/>
-          <w:szCs w:val="24"/>
-          <w:lang w:val="en-HK"/>
-        </w:rPr>
-        <w:t>analyzed</w:t>
-      </w:r>
-      <w:proofErr w:type="spellEnd"/>
-      <w:r>
-        <w:rPr>
-          <w:rFonts w:ascii="Times New Roman" w:eastAsia="Times New Roman" w:hAnsi="Times New Roman" w:cs="Times New Roman"/>
-          <w:sz w:val="24"/>
-          <w:szCs w:val="24"/>
-          <w:lang w:val="en-HK"/>
-        </w:rPr>
-        <w:t xml:space="preserve"> for patterns associated with response quality, after which the system generates a predicted score together with brief accompanying feedback. The resulting score and feedback are then made available to the teacher for review.</w:t>
-      </w:r>
-    </w:p>
-    <w:p>
-      <w:pPr>
-        <w:spacing w:line="480" w:lineRule="auto"/>
-        <w:ind w:firstLine="720"/>
-        <w:jc w:val="both"/>
-        <w:rPr>
-          <w:rFonts w:ascii="Times New Roman" w:eastAsia="Times New Roman" w:hAnsi="Times New Roman" w:cs="Times New Roman"/>
-          <w:sz w:val="20"/>
-          <w:szCs w:val="20"/>
-          <w:lang w:val="en-HK"/>
-        </w:rPr>
-      </w:pPr>
-      <w:r>
-        <w:rPr>
-          <w:rFonts w:ascii="Times New Roman" w:eastAsia="Times New Roman" w:hAnsi="Times New Roman" w:cs="Times New Roman"/>
-          <w:sz w:val="24"/>
-          <w:szCs w:val="24"/>
-          <w:lang w:val="en-HK"/>
-        </w:rPr>
-        <w:t xml:space="preserve">The intended primary users of the automated scoring engine are teachers and instructors who are responsible for evaluating essay and, where applicable, short-answer responses. By automatically generating a predicted score and feedback for each response, the system is expected to reduce the time teachers spend on manual scoring and support a more consistent application of </w:t>
-      </w:r>
-      <w:r>
-        <w:rPr>
-          <w:rFonts w:ascii="Times New Roman" w:eastAsia="Times New Roman" w:hAnsi="Times New Roman" w:cs="Times New Roman"/>
-          <w:sz w:val="24"/>
-          <w:szCs w:val="24"/>
-          <w:lang w:val="en-HK"/>
-        </w:rPr>
-        <w:lastRenderedPageBreak/>
-        <w:t>evaluation standards across large numbers of student responses. The potential benefits of the system may also extend to educational institutions that choose to adopt it, particularly those handling large volumes of student submissions. Students may likewise benefit as recipients of the feedback that accompanies each predicted score, which can help them better understand their performance on a given response.</w:t>
-      </w:r>
-    </w:p>
-    <w:p>
-      <w:pPr>
-        <w:spacing w:line="480" w:lineRule="auto"/>
-        <w:ind w:firstLine="720"/>
-        <w:jc w:val="both"/>
-        <w:rPr>
-          <w:rFonts w:ascii="Times New Roman" w:eastAsia="Times New Roman" w:hAnsi="Times New Roman" w:cs="Times New Roman"/>
-          <w:sz w:val="24"/>
-          <w:szCs w:val="24"/>
-          <w:lang w:val="en-HK"/>
-        </w:rPr>
-      </w:pPr>
-      <w:r>
-        <w:rPr>
-          <w:rFonts w:ascii="Times New Roman" w:eastAsia="Times New Roman" w:hAnsi="Times New Roman" w:cs="Times New Roman"/>
-          <w:sz w:val="24"/>
-          <w:szCs w:val="24"/>
-          <w:lang w:val="en-HK"/>
-        </w:rPr>
-        <w:t>Overall, this study is expected to contribute to education by providing a tool that reduces the time and effort required for manual scoring while promoting a more consistent evaluation of student written responses. Through the generation of a predicted score together with corresponding feedback, the system also aims to support the timely delivery of assessment results to teachers and students. At the same time, the system is intended to assist rather than replace teachers in the evaluation process. Consistent with the principle that automated scoring should be paired with human oversight, the study is designed so that a generated score can be reviewed, and, if supported by the approved system design, overridden by a teacher before it is treated as final (Yang et al., 2024).</w:t>
-      </w:r>
-    </w:p>
-    <w:p/>
-    <w:p/>
-    <w:p>
-      <w:pPr>
-        <w:jc w:val="center"/>
-        <w:rPr>
-          <w:b/>
-          <w:bCs/>
-        </w:rPr>
-      </w:pPr>
-      <w:r>
-        <w:rPr>
-          <w:rFonts w:ascii="Times New Roman" w:eastAsia="Times New Roman" w:hAnsi="Times New Roman" w:cs="Times New Roman"/>
-          <w:b/>
-          <w:bCs/>
-          <w:sz w:val="24"/>
-          <w:szCs w:val="24"/>
-        </w:rPr>
-        <w:t>REFERENCES</w:t>
-      </w:r>
-    </w:p>
-    <w:p/>
-    <w:p>
-      <w:pPr>
-        <w:ind w:left="720" w:hanging="720"/>
-      </w:pPr>
-      <w:r>
-        <w:rPr>
-          <w:rFonts w:ascii="Times New Roman" w:eastAsia="Times New Roman" w:hAnsi="Times New Roman" w:cs="Times New Roman"/>
-          <w:sz w:val="24"/>
-          <w:szCs w:val="24"/>
-        </w:rPr>
-        <w:t xml:space="preserve">Ramesh, D., &amp; </w:t>
-      </w:r>
-      <w:proofErr w:type="spellStart"/>
-      <w:r>
-        <w:rPr>
-          <w:rFonts w:ascii="Times New Roman" w:eastAsia="Times New Roman" w:hAnsi="Times New Roman" w:cs="Times New Roman"/>
-          <w:sz w:val="24"/>
-          <w:szCs w:val="24"/>
-        </w:rPr>
-        <w:t>Sanampudi</w:t>
-      </w:r>
-      <w:proofErr w:type="spellEnd"/>
-      <w:r>
-        <w:rPr>
-          <w:rFonts w:ascii="Times New Roman" w:eastAsia="Times New Roman" w:hAnsi="Times New Roman" w:cs="Times New Roman"/>
-          <w:sz w:val="24"/>
-          <w:szCs w:val="24"/>
-        </w:rPr>
-        <w:t xml:space="preserve">, S. K. (2022). An </w:t>
-      </w:r>
-      <w:proofErr w:type="gramStart"/>
-      <w:r>
-        <w:rPr>
-          <w:rFonts w:ascii="Times New Roman" w:eastAsia="Times New Roman" w:hAnsi="Times New Roman" w:cs="Times New Roman"/>
-          <w:sz w:val="24"/>
-          <w:szCs w:val="24"/>
-        </w:rPr>
-        <w:t>automated essay scoring systems</w:t>
-      </w:r>
-      <w:proofErr w:type="gramEnd"/>
-      <w:r>
-        <w:rPr>
-          <w:rFonts w:ascii="Times New Roman" w:eastAsia="Times New Roman" w:hAnsi="Times New Roman" w:cs="Times New Roman"/>
-          <w:sz w:val="24"/>
-          <w:szCs w:val="24"/>
-        </w:rPr>
-        <w:t>: A systematic literature review. Artificial Intelligence Review, 55(3), 2495–2527. https://doi.org/10.1007/s10462-021-10068-2</w:t>
-      </w:r>
-    </w:p>
-    <w:p>
-      <w:pPr>
-        <w:ind w:left="720" w:hanging="720"/>
-      </w:pPr>
-    </w:p>
-    <w:p>
-      <w:pPr>
-        <w:ind w:left="720" w:hanging="720"/>
-      </w:pPr>
-      <w:r>
-        <w:rPr>
-          <w:rFonts w:ascii="Times New Roman" w:eastAsia="Times New Roman" w:hAnsi="Times New Roman" w:cs="Times New Roman"/>
-          <w:sz w:val="24"/>
-          <w:szCs w:val="24"/>
-        </w:rPr>
-        <w:t xml:space="preserve">Yang, K., </w:t>
-      </w:r>
-      <w:proofErr w:type="spellStart"/>
-      <w:r>
-        <w:rPr>
-          <w:rFonts w:ascii="Times New Roman" w:eastAsia="Times New Roman" w:hAnsi="Times New Roman" w:cs="Times New Roman"/>
-          <w:sz w:val="24"/>
-          <w:szCs w:val="24"/>
-        </w:rPr>
-        <w:t>Raković</w:t>
-      </w:r>
-      <w:proofErr w:type="spellEnd"/>
-      <w:r>
-        <w:rPr>
-          <w:rFonts w:ascii="Times New Roman" w:eastAsia="Times New Roman" w:hAnsi="Times New Roman" w:cs="Times New Roman"/>
-          <w:sz w:val="24"/>
-          <w:szCs w:val="24"/>
-        </w:rPr>
-        <w:t xml:space="preserve">, M., Li, Y., Guan, Q., </w:t>
-      </w:r>
-      <w:proofErr w:type="spellStart"/>
-      <w:r>
-        <w:rPr>
-          <w:rFonts w:ascii="Times New Roman" w:eastAsia="Times New Roman" w:hAnsi="Times New Roman" w:cs="Times New Roman"/>
-          <w:sz w:val="24"/>
-          <w:szCs w:val="24"/>
-        </w:rPr>
-        <w:t>Gašević</w:t>
-      </w:r>
-      <w:proofErr w:type="spellEnd"/>
-      <w:r>
-        <w:rPr>
-          <w:rFonts w:ascii="Times New Roman" w:eastAsia="Times New Roman" w:hAnsi="Times New Roman" w:cs="Times New Roman"/>
-          <w:sz w:val="24"/>
-          <w:szCs w:val="24"/>
-        </w:rPr>
-        <w:t>, D., &amp; Chen, G. (2024). Unveiling the tapestry of automated essay scoring: A comprehensive investigation of accuracy, fairness, and generalizability. Proceedings of the AAAI Conference on Artificial Intelligence, 38(20), 22466–22474. https://doi.org/10.1609/aaai.v38i20.30254</w:t>
       </w:r>
     </w:p>
     <w:p/>

--- a/01_THESIS/Chapter 1/03_Purpose and Description of the Study.docx
+++ b/01_THESIS/Chapter 1/03_Purpose and Description of the Study.docx
@@ -26,6 +26,216 @@
       </w:r>
     </w:p>
     <w:p/>
+    <w:p>
+      <w:pPr>
+        <w:spacing w:line="480" w:lineRule="auto"/>
+        <w:ind w:firstLine="720"/>
+        <w:jc w:val="both"/>
+      </w:pPr>
+      <w:r>
+        <w:rPr>
+          <w:rFonts w:ascii="Times New Roman" w:hAnsi="Times New Roman"/>
+          <w:sz w:val="24"/>
+        </w:rPr>
+        <w:t xml:space="preserve">The purpose of this study is to present </w:t>
+      </w:r>
+      <w:proofErr w:type="spellStart"/>
+      <w:r>
+        <w:rPr>
+          <w:rFonts w:ascii="Times New Roman" w:hAnsi="Times New Roman"/>
+          <w:sz w:val="24"/>
+        </w:rPr>
+        <w:t>ACTSight</w:t>
+      </w:r>
+      <w:proofErr w:type="spellEnd"/>
+      <w:r>
+        <w:rPr>
+          <w:rFonts w:ascii="Times New Roman" w:hAnsi="Times New Roman"/>
+          <w:sz w:val="24"/>
+        </w:rPr>
+        <w:t xml:space="preserve">: An OCR-Based Automated Assessment and Agentic Console for Quiz Automation, AI-Assisted Learning Plan Generation, and Student Retention Analytics, a proposed web-based educational system designed for administrators, teachers, and students, with functions and access permissions based on their assigned roles. </w:t>
+      </w:r>
+      <w:proofErr w:type="spellStart"/>
+      <w:r>
+        <w:rPr>
+          <w:rFonts w:ascii="Times New Roman" w:hAnsi="Times New Roman"/>
+          <w:sz w:val="24"/>
+        </w:rPr>
+        <w:t>ACTSight</w:t>
+      </w:r>
+      <w:proofErr w:type="spellEnd"/>
+      <w:r>
+        <w:rPr>
+          <w:rFonts w:ascii="Times New Roman" w:hAnsi="Times New Roman"/>
+          <w:sz w:val="24"/>
+        </w:rPr>
+        <w:t xml:space="preserve"> aims to address instructional and administrative tasks that may require significant manual work, particularly the checking of physical and digital assessments, the processing of objective and constructed-response questions, the generation of quizzes and instructional materials, the organization of assessment records, the computation of grades based on defined assessment criteria, the monitoring of student attendance and assessment performance, and the identification of students who may require attention based on available academic indicators. To support these functions, the proposed system combines optical character recognition (OCR) and optical mark recognition (OMR), natural language processing, machine learning, and agentic AI concepts within a single system blueprint. </w:t>
+      </w:r>
+      <w:proofErr w:type="spellStart"/>
+      <w:r>
+        <w:rPr>
+          <w:rFonts w:ascii="Times New Roman" w:hAnsi="Times New Roman"/>
+          <w:sz w:val="24"/>
+        </w:rPr>
+        <w:t>ACTSight</w:t>
+      </w:r>
+      <w:proofErr w:type="spellEnd"/>
+      <w:r>
+        <w:rPr>
+          <w:rFonts w:ascii="Times New Roman" w:hAnsi="Times New Roman"/>
+          <w:sz w:val="24"/>
+        </w:rPr>
+        <w:t xml:space="preserve"> is not intended to replace teachers’ final decisions; where automated processing may be uncertain, the system is designed to provide mechanisms for teacher review or manual correction.</w:t>
+      </w:r>
+    </w:p>
+    <w:p>
+      <w:pPr>
+        <w:spacing w:line="480" w:lineRule="auto"/>
+        <w:ind w:firstLine="720"/>
+        <w:jc w:val="both"/>
+      </w:pPr>
+      <w:r>
+        <w:rPr>
+          <w:rFonts w:ascii="Times New Roman" w:hAnsi="Times New Roman"/>
+          <w:sz w:val="24"/>
+        </w:rPr>
+        <w:t xml:space="preserve">To carry out this purpose, the proposed system integrates several core components. The Hybrid Assessment Ingestion and Automated Evaluation component supports the processing of both physical and digital assessments, including OMR-based checking of objective questions, OCR-based extraction of student information such as name and Learner Reference Number (LRN), and automated scoring of supported constructed responses, with uncertain results highlighted for teacher verification. The ACTS Agent Console is a task-executing conversational interface that allows a teacher to submit a natural-language request, which the system interprets and converts </w:t>
+      </w:r>
+      <w:r>
+        <w:rPr>
+          <w:rFonts w:ascii="Times New Roman" w:hAnsi="Times New Roman"/>
+          <w:sz w:val="24"/>
+        </w:rPr>
+        <w:lastRenderedPageBreak/>
+        <w:t>into structured parameters or actions for supported tasks such as quiz generation, quiz dissemination, and the retrieval of class performance information, without requiring the teacher to construct technical AI prompts. The ACTS Notebook is an AI-assisted instructional planning component that generates a structured lecture or discussion, organized into sections such as topic, learning objective, lecture or discussion, assessment, and resources, based on the teacher’s weekly detailed plan and related learning resources. The E-</w:t>
+      </w:r>
+      <w:proofErr w:type="spellStart"/>
+      <w:r>
+        <w:rPr>
+          <w:rFonts w:ascii="Times New Roman" w:hAnsi="Times New Roman"/>
+          <w:sz w:val="24"/>
+        </w:rPr>
+        <w:t>Classrecord</w:t>
+      </w:r>
+      <w:proofErr w:type="spellEnd"/>
+      <w:r>
+        <w:rPr>
+          <w:rFonts w:ascii="Times New Roman" w:hAnsi="Times New Roman"/>
+          <w:sz w:val="24"/>
+        </w:rPr>
+        <w:t xml:space="preserve"> provides teachers with a spreadsheet-like interface for organizing assessment components, assigning assessment weights, associating assessments with the corresponding grading or assessment period such as Prelim or Midterm, and computing grades according to teacher-defined criteria. The Student Retention Analytics component uses Attendance (AT) and Assessment Score (AS) as indicators to classify students into system-defined analytical categories, namely At Risk, For Counseling, and Safe; these categories are intended to support the identification of attendance and performance patterns rather than to serve as a complete assessment of a student’s personal circumstances. Lastly, the Virtual Classroom provides an isolated, student-facing environment where students may join classes through expiring enrollment codes, access instructional materials, complete online quizzes, and view their approved assessment results and performance information.</w:t>
+      </w:r>
+    </w:p>
+    <w:p>
+      <w:pPr>
+        <w:spacing w:line="480" w:lineRule="auto"/>
+        <w:ind w:firstLine="720"/>
+        <w:jc w:val="both"/>
+        <w:rPr>
+          <w:rFonts w:ascii="Times New Roman" w:hAnsi="Times New Roman"/>
+          <w:sz w:val="24"/>
+        </w:rPr>
+      </w:pPr>
+      <w:proofErr w:type="spellStart"/>
+      <w:r>
+        <w:rPr>
+          <w:rFonts w:ascii="Times New Roman" w:hAnsi="Times New Roman"/>
+          <w:sz w:val="24"/>
+        </w:rPr>
+        <w:t>ACTSight</w:t>
+      </w:r>
+      <w:proofErr w:type="spellEnd"/>
+      <w:r>
+        <w:rPr>
+          <w:rFonts w:ascii="Times New Roman" w:hAnsi="Times New Roman"/>
+          <w:sz w:val="24"/>
+        </w:rPr>
+        <w:t xml:space="preserve"> is intended primarily for four types of users, each with defined functions and access permissions. The Super Administrator is responsible for adding and validating institutions within the system. The School Administrator is responsible for institution-level management, including adding teacher accounts, assigning teachers to classes, and managing school calendars and grading periods. The Teacher is the primary user of the instructional and assessment-management functions and may use the ACTS Agent Console, the ACTS Notebook, assessment creation and processing, the E-</w:t>
+      </w:r>
+      <w:proofErr w:type="spellStart"/>
+      <w:r>
+        <w:rPr>
+          <w:rFonts w:ascii="Times New Roman" w:hAnsi="Times New Roman"/>
+          <w:sz w:val="24"/>
+        </w:rPr>
+        <w:t>Classrecord</w:t>
+      </w:r>
+      <w:proofErr w:type="spellEnd"/>
+      <w:r>
+        <w:rPr>
+          <w:rFonts w:ascii="Times New Roman" w:hAnsi="Times New Roman"/>
+          <w:sz w:val="24"/>
+        </w:rPr>
+        <w:t xml:space="preserve">, assessment tagging and grading-period management, </w:t>
+      </w:r>
+      <w:r>
+        <w:rPr>
+          <w:rFonts w:ascii="Times New Roman" w:hAnsi="Times New Roman"/>
+          <w:sz w:val="24"/>
+        </w:rPr>
+        <w:lastRenderedPageBreak/>
+        <w:t xml:space="preserve">performance monitoring, the review or correction of uncertain automated results, and the uploading of student rosters. The </w:t>
+      </w:r>
+      <w:proofErr w:type="gramStart"/>
+      <w:r>
+        <w:rPr>
+          <w:rFonts w:ascii="Times New Roman" w:hAnsi="Times New Roman"/>
+          <w:sz w:val="24"/>
+        </w:rPr>
+        <w:t>Student</w:t>
+      </w:r>
+      <w:proofErr w:type="gramEnd"/>
+      <w:r>
+        <w:rPr>
+          <w:rFonts w:ascii="Times New Roman" w:hAnsi="Times New Roman"/>
+          <w:sz w:val="24"/>
+        </w:rPr>
+        <w:t xml:space="preserve"> uses the isolated Virtual Classroom and related student-facing functions and does not have access to teacher-only functions such as the ACTS Agent Console and the ACTS Notebook.</w:t>
+      </w:r>
+    </w:p>
+    <w:p>
+      <w:pPr>
+        <w:spacing w:line="480" w:lineRule="auto"/>
+        <w:ind w:firstLine="720"/>
+        <w:jc w:val="both"/>
+      </w:pPr>
+      <w:r>
+        <w:rPr>
+          <w:rFonts w:ascii="Times New Roman" w:hAnsi="Times New Roman"/>
+          <w:sz w:val="24"/>
+        </w:rPr>
+        <w:t xml:space="preserve">ACTS Computer College serves as the research setting and institutional context of the study, providing the educational processes, workflows, and requirements examined by the researchers. </w:t>
+      </w:r>
+      <w:proofErr w:type="spellStart"/>
+      <w:r>
+        <w:rPr>
+          <w:rFonts w:ascii="Times New Roman" w:hAnsi="Times New Roman"/>
+          <w:sz w:val="24"/>
+        </w:rPr>
+        <w:t>ACTSight</w:t>
+      </w:r>
+      <w:proofErr w:type="spellEnd"/>
+      <w:r>
+        <w:rPr>
+          <w:rFonts w:ascii="Times New Roman" w:hAnsi="Times New Roman"/>
+          <w:sz w:val="24"/>
+        </w:rPr>
+        <w:t>, however, is designed as a system blueprint rather than an institution-exclusive application; it is intended to be adaptable by other educational institutions according to their own requirements. Overall, the study aims to describe a system that combines automated assessment processing, AI-assisted instructional content generation, academic record management, and student performance and retention analytics within a single educational platform, while preserving the teacher’s role in reviewing and finalizing academic outcomes.</w:t>
+      </w:r>
+    </w:p>
+    <w:p>
+      <w:pPr>
+        <w:spacing w:line="480" w:lineRule="auto"/>
+        <w:jc w:val="center"/>
+        <w:rPr>
+          <w:rFonts w:ascii="Times New Roman" w:hAnsi="Times New Roman" w:cs="Times New Roman"/>
+          <w:b/>
+          <w:bCs/>
+          <w:sz w:val="24"/>
+          <w:szCs w:val="24"/>
+        </w:rPr>
+      </w:pPr>
+    </w:p>
     <w:sectPr>
       <w:pgSz w:w="12240" w:h="15840"/>
       <w:pgMar w:top="1440" w:right="1440" w:bottom="1440" w:left="1440" w:header="708" w:footer="708" w:gutter="0"/>
